--- a/public/materialy/1L/2/Pracovní listy/4. Počítačové sítě.docx
+++ b/public/materialy/1L/2/Pracovní listy/4. Počítačové sítě.docx
@@ -1128,7 +1128,7 @@
         <w:rPr>
           <w:rFonts w:ascii="Calibri" w:cs="Calibri" w:eastAsia="Calibri" w:hAnsi="Calibri"/>
         </w:rPr>
-        <w:t xml:space="preserve">Tvoje IP adresa nejspíš začíná 192.168… — to je vnitřní adresa. Zjisti (vyhledáním „what is my IP“), jakou veřejnou adresu má vaše připojení, a napiš 2 věty, proč se liší.</w:t>
+        <w:t xml:space="preserve">Tvoje IP adresa nejspíš začíná 192.168… — to je vnitřní adresa. Zjisti (vyhledáním „what is my IP“), jakou veřejnou adresu má tvoje připojení, a napiš 2 věty, proč se liší.</w:t>
       </w:r>
     </w:p>
     <w:p>

--- a/public/materialy/1L/2/Pracovní listy/4. Počítačové sítě.docx
+++ b/public/materialy/1L/2/Pracovní listy/4. Počítačové sítě.docx
@@ -62,7 +62,7 @@
         <w:rPr>
           <w:rFonts w:ascii="Calibri" w:cs="Calibri" w:eastAsia="Calibri" w:hAnsi="Calibri"/>
         </w:rPr>
-        <w:t xml:space="preserve">Zjistíš, jak putují data internetem — od chvíle, kdy napíšeš adresu stránky, až po její zobrazení. Pak prozkoumáš vlastní připojení a nakreslíš schéma své domácí sítě.</w:t>
+        <w:t xml:space="preserve">Zjistíš, jak putují data internetem — od chvíle, kdy napíšeš adresu stránky, až po její zobrazení. Pak prozkoumáš vlastní připojení a nakreslíš schéma své domácí sítě.</w:t>
       </w:r>
     </w:p>
     <w:p>
@@ -81,7 +81,7 @@
         <w:rPr>
           <w:rFonts w:ascii="Calibri" w:cs="Calibri" w:eastAsia="Calibri" w:hAnsi="Calibri"/>
         </w:rPr>
-        <w:t xml:space="preserve">AI smíš použít jen k vysvětlení pojmu. Schéma sítě a údaje o připojení zjišťuj sám — jde o tvoji síť, AI ji nezná.</w:t>
+        <w:t xml:space="preserve">AI smíš použít jen k vysvětlení pojmu. Schéma sítě a údaje o připojení zjišťuj sám — jde o tvoji síť, AI ji nezná.</w:t>
       </w:r>
     </w:p>
     <w:p>
@@ -122,7 +122,7 @@
         <w:rPr>
           <w:rFonts w:ascii="Calibri" w:cs="Calibri" w:eastAsia="Calibri" w:hAnsi="Calibri"/>
         </w:rPr>
-        <w:t xml:space="preserve"> = zařízení, které o něco žádá (tvůj počítač, mobil). </w:t>
+        <w:t xml:space="preserve"> = zařízení, které o něco žádá (tvůj počítač, mobil). </w:t>
       </w:r>
       <w:r>
         <w:rPr>
@@ -160,7 +160,7 @@
         <w:rPr>
           <w:rFonts w:ascii="Calibri" w:cs="Calibri" w:eastAsia="Calibri" w:hAnsi="Calibri"/>
         </w:rPr>
-        <w:t xml:space="preserve"> = číselná adresa zařízení v síti (např. 192.168.1.15). Funguje jako adresa domu — bez ní by data netrefila cíl.</w:t>
+        <w:t xml:space="preserve"> = číselná adresa zařízení v síti (např. 192.168.1.15). Funguje jako adresa domu — bez ní by data netrefila cíl.</w:t>
       </w:r>
     </w:p>
     <w:p>
@@ -184,7 +184,7 @@
         <w:rPr>
           <w:rFonts w:ascii="Calibri" w:cs="Calibri" w:eastAsia="Calibri" w:hAnsi="Calibri"/>
         </w:rPr>
-        <w:t xml:space="preserve"> = „telefonní seznam internetu“. Převádí jméno (seznam.cz) na IP adresu, protože síť pracuje jen s čísly.</w:t>
+        <w:t xml:space="preserve"> = „telefonní seznam internetu“. Převádí jméno (seznam.cz) na IP adresu, protože síť pracuje jen s čísly.</w:t>
       </w:r>
     </w:p>
     <w:p>
@@ -208,7 +208,7 @@
         <w:rPr>
           <w:rFonts w:ascii="Calibri" w:cs="Calibri" w:eastAsia="Calibri" w:hAnsi="Calibri"/>
         </w:rPr>
-        <w:t xml:space="preserve"> = krabička, která propojuje tvoji domácí síť s internetem a rozhoduje, kudy data poslat.</w:t>
+        <w:t xml:space="preserve"> = krabička, která propojuje tvoji domácí síť s internetem a rozhoduje, kudy data poslat.</w:t>
       </w:r>
     </w:p>
     <w:p>
@@ -227,7 +227,7 @@
         <w:rPr>
           <w:rFonts w:ascii="Calibri" w:cs="Calibri" w:eastAsia="Calibri" w:hAnsi="Calibri"/>
         </w:rPr>
-        <w:t xml:space="preserve">1) napíšeš adresu → 2) počítač se zeptá DNS na IP adresu → 3) žádost letí přes router k serveru → 4) server pošle stránku zpět → 5) prohlížeč ji zobrazí. Celé za zlomek sekundy.</w:t>
+        <w:t xml:space="preserve">1) napíšeš adresu → 2) počítač se zeptá DNS na IP adresu → 3) žádost letí přes router k serveru → 4) server pošle stránku zpět → 5) prohlížeč ji zobrazí. Celé za zlomek sekundy.</w:t>
       </w:r>
     </w:p>
     <w:p>
@@ -440,7 +440,7 @@
                 <w:sz w:val="21"/>
                 <w:szCs w:val="21"/>
               </w:rPr>
-              <w:t xml:space="preserve">Napíšu adresu a stisknu Enter.</w:t>
+              <w:t xml:space="preserve">Napíšu adresu a stisknu Enter.</w:t>
             </w:r>
           </w:p>
         </w:tc>
@@ -638,7 +638,7 @@
                 <w:sz w:val="21"/>
                 <w:szCs w:val="21"/>
               </w:rPr>
-              <w:t xml:space="preserve">Žádost putuje přes router k serveru.</w:t>
+              <w:t xml:space="preserve">Žádost putuje přes router k serveru.</w:t>
             </w:r>
           </w:p>
         </w:tc>
@@ -731,7 +731,7 @@
           <w:b/>
           <w:bCs/>
         </w:rPr>
-        <w:t xml:space="preserve">Nastavení → Síť a internet</w:t>
+        <w:t xml:space="preserve">Nastavení → Síť a internet</w:t>
       </w:r>
       <w:r>
         <w:rPr>
@@ -769,7 +769,7 @@
         <w:rPr>
           <w:rFonts w:ascii="Calibri" w:cs="Calibri" w:eastAsia="Calibri" w:hAnsi="Calibri"/>
         </w:rPr>
-        <w:t xml:space="preserve">Otevři vlastnosti svého připojení a najdi IP adresu (IPv4).</w:t>
+        <w:t xml:space="preserve">Otevři vlastnosti svého připojení a najdi IP adresu (IPv4).</w:t>
       </w:r>
     </w:p>
     <w:p>
@@ -827,7 +827,7 @@
         <w:rPr>
           <w:rFonts w:ascii="Calibri" w:cs="Calibri" w:eastAsia="Calibri" w:hAnsi="Calibri"/>
         </w:rPr>
-        <w:t xml:space="preserve"> (nebo Malování) a vytvoř schéma své domácí sítě.</w:t>
+        <w:t xml:space="preserve"> (nebo Malování) a vytvoř schéma své domácí sítě.</w:t>
       </w:r>
     </w:p>
     <w:p>
@@ -891,7 +891,7 @@
         <w:rPr>
           <w:rFonts w:ascii="Calibri" w:cs="Calibri" w:eastAsia="Calibri" w:hAnsi="Calibri"/>
         </w:rPr>
-        <w:t xml:space="preserve">. K routeru napiš jednou větou, co dělá.</w:t>
+        <w:t xml:space="preserve">. K routeru napiš jednou větou, co dělá.</w:t>
       </w:r>
     </w:p>
     <w:p>
@@ -921,7 +921,7 @@
         <w:rPr>
           <w:rFonts w:ascii="Calibri" w:cs="Calibri" w:eastAsia="Calibri" w:hAnsi="Calibri"/>
         </w:rPr>
-        <w:t xml:space="preserve"> do složky Skola → Informatika → Ukoly a odevzdej podle pokynů učitele.</w:t>
+        <w:t xml:space="preserve"> do složky Skola → Informatika → Ukoly a odevzdej podle pokynů učitele.</w:t>
       </w:r>
     </w:p>
     <w:p>
@@ -932,7 +932,7 @@
         <w:rPr>
           <w:rFonts w:ascii="Calibri" w:cs="Calibri" w:eastAsia="Calibri" w:hAnsi="Calibri"/>
         </w:rPr>
-        <w:t xml:space="preserve">Pokud doma síť neznáš, nakresli vzorovou domácnost: router, 2 mobily, počítač a televizi.</w:t>
+        <w:t xml:space="preserve">Pokud doma síť neznáš, nakresli vzorovou domácnost: router, 2 mobily, počítač a televizi.</w:t>
       </w:r>
     </w:p>
     <w:p>
@@ -981,7 +981,7 @@
         <w:rPr>
           <w:rFonts w:ascii="Calibri" w:cs="Calibri" w:eastAsia="Calibri" w:hAnsi="Calibri"/>
         </w:rPr>
-        <w:t xml:space="preserve">Rozlišení kabel × Wi-Fi a popisky rolí.</w:t>
+        <w:t xml:space="preserve">Rozlišení kabel × Wi-Fi a popisky rolí.</w:t>
       </w:r>
     </w:p>
     <w:p>
@@ -997,7 +997,7 @@
         <w:rPr>
           <w:rFonts w:ascii="Calibri" w:cs="Calibri" w:eastAsia="Calibri" w:hAnsi="Calibri"/>
         </w:rPr>
-        <w:t xml:space="preserve">Vyplněné údaje o vlastním připojení, soubor správně pojmenovaný a odevzdaný.</w:t>
+        <w:t xml:space="preserve">Vyplněné údaje o vlastním připojení, soubor správně pojmenovaný a odevzdaný.</w:t>
       </w:r>
     </w:p>
     <w:p>
@@ -1030,7 +1030,7 @@
         <w:rPr>
           <w:rFonts w:ascii="Calibri" w:cs="Calibri" w:eastAsia="Calibri" w:hAnsi="Calibri"/>
         </w:rPr>
-        <w:t xml:space="preserve">K čemu slouží DNS? Použij přirovnání.</w:t>
+        <w:t xml:space="preserve">K čemu slouží DNS? Použij přirovnání.</w:t>
       </w:r>
     </w:p>
     <w:p>
@@ -1057,7 +1057,7 @@
         <w:rPr>
           <w:rFonts w:ascii="Calibri" w:cs="Calibri" w:eastAsia="Calibri" w:hAnsi="Calibri"/>
         </w:rPr>
-        <w:t xml:space="preserve">Jaký je rozdíl mezi klientem a serverem?</w:t>
+        <w:t xml:space="preserve">Jaký je rozdíl mezi klientem a serverem?</w:t>
       </w:r>
     </w:p>
     <w:p>
@@ -1084,7 +1084,7 @@
         <w:rPr>
           <w:rFonts w:ascii="Calibri" w:cs="Calibri" w:eastAsia="Calibri" w:hAnsi="Calibri"/>
         </w:rPr>
-        <w:t xml:space="preserve">Proč má každé zařízení v síti IP adresu?</w:t>
+        <w:t xml:space="preserve">Proč má každé zařízení v síti IP adresu?</w:t>
       </w:r>
     </w:p>
     <w:p>
@@ -1128,7 +1128,7 @@
         <w:rPr>
           <w:rFonts w:ascii="Calibri" w:cs="Calibri" w:eastAsia="Calibri" w:hAnsi="Calibri"/>
         </w:rPr>
-        <w:t xml:space="preserve">Tvoje IP adresa nejspíš začíná 192.168… — to je vnitřní adresa. Zjisti (vyhledáním „what is my IP“), jakou veřejnou adresu má tvoje připojení, a napiš 2 věty, proč se liší.</w:t>
+        <w:t xml:space="preserve">Tvoje IP adresa nejspíš začíná 192.168… — to je vnitřní adresa. Zjisti (vyhledáním „what is my IP“), jakou veřejnou adresu má tvoje připojení, a napiš 2 věty, proč se liší.</w:t>
       </w:r>
     </w:p>
     <w:p>
@@ -1144,7 +1144,7 @@
         <w:rPr>
           <w:rFonts w:ascii="Calibri" w:cs="Calibri" w:eastAsia="Calibri" w:hAnsi="Calibri"/>
         </w:rPr>
-        <w:t xml:space="preserve">Doplň do schématu, kde by se hodil kabel místo Wi-Fi a proč (stabilita, rychlost — např. herní PC, televize).</w:t>
+        <w:t xml:space="preserve">Doplň do schématu, kde by se hodil kabel místo Wi-Fi a proč (stabilita, rychlost — např. herní PC, televize).</w:t>
       </w:r>
     </w:p>
     <w:sectPr>
